--- a/Files/03 - Vayikra/03 - Shmini/5783/Shmini 5783.docx
+++ b/Files/03 - Vayikra/03 - Shmini/5783/Shmini 5783.docx
@@ -1806,7 +1806,7 @@
         <w:rPr>
           <w:rFonts w:ascii="Times New Roman" w:hAnsi="Times New Roman" w:cs="Times New Roman"/>
         </w:rPr>
-        <w:t>. Without</w:t>
+        <w:t xml:space="preserve">. Without </w:t>
       </w:r>
       <w:r>
         <w:rPr>

--- a/Files/03 - Vayikra/03 - Shmini/5783/Shmini 5783.docx
+++ b/Files/03 - Vayikra/03 - Shmini/5783/Shmini 5783.docx
@@ -1098,7 +1098,7 @@
           <w:rFonts w:ascii="Times New Roman" w:hAnsi="Times New Roman" w:cs="Times New Roman"/>
           <w:rtl/>
         </w:rPr>
-        <w:t>"</w:t>
+        <w:t>״</w:t>
       </w:r>
       <w:r>
         <w:rPr>
@@ -1902,7 +1902,7 @@
           <w:rFonts w:ascii="Times New Roman" w:hAnsi="Times New Roman" w:cs="Times New Roman"/>
           <w:rtl/>
         </w:rPr>
-        <w:t>"</w:t>
+        <w:t>״</w:t>
       </w:r>
       <w:r>
         <w:rPr>
@@ -2276,7 +2276,7 @@
           <w:rFonts w:ascii="Times New Roman" w:hAnsi="Times New Roman" w:cs="Times New Roman"/>
           <w:rtl/>
         </w:rPr>
-        <w:t>"</w:t>
+        <w:t>״</w:t>
       </w:r>
       <w:r>
         <w:rPr>
